--- a/wwwroot/Templates/Məsul katib-müqavilə.docx
+++ b/wwwroot/Templates/Məsul katib-müqavilə.docx
@@ -36,54 +36,7 @@
           <w:szCs w:val="24"/>
           <w:lang w:val="az-Latn-AZ"/>
         </w:rPr>
-        <w:t xml:space="preserve">(№ </w:t>
-      </w:r>
-      <w:r>
-        <w:rPr>
-          <w:rFonts w:ascii="Arial" w:hAnsi="Arial" w:cs="Arial"/>
-          <w:color w:val="000000" w:themeColor="text1"/>
-          <w:szCs w:val="24"/>
-          <w:lang w:val="az-Latn-AZ"/>
-        </w:rPr>
-        <w:t>MKT</w:t>
-      </w:r>
-      <w:r>
-        <w:rPr>
-          <w:rFonts w:ascii="Arial" w:hAnsi="Arial" w:cs="Arial"/>
-          <w:color w:val="000000" w:themeColor="text1"/>
-          <w:szCs w:val="24"/>
-          <w:lang w:val="az-Latn-AZ"/>
-        </w:rPr>
-        <w:t xml:space="preserve">_________- </w:t>
-      </w:r>
-      <w:r>
-        <w:rPr>
-          <w:rFonts w:ascii="Arial" w:hAnsi="Arial" w:cs="Arial"/>
-          <w:color w:val="000000" w:themeColor="text1"/>
-          <w:szCs w:val="24"/>
-          <w:lang w:val="az-Latn-AZ"/>
-        </w:rPr>
-        <w:t>0</w:t>
-      </w:r>
-      <w:r>
-        <w:rPr>
-          <w:rFonts w:ascii="Arial" w:hAnsi="Arial" w:cs="Arial"/>
-          <w:color w:val="000000" w:themeColor="text1"/>
-          <w:szCs w:val="24"/>
-          <w:lang w:val="az-Latn-AZ"/>
-        </w:rPr>
-        <w:t>5</w:t>
-      </w:r>
-      <w:bookmarkStart w:id="0" w:name="_GoBack"/>
-      <w:bookmarkEnd w:id="0"/>
-      <w:r>
-        <w:rPr>
-          <w:rFonts w:ascii="Arial" w:hAnsi="Arial" w:cs="Arial"/>
-          <w:color w:val="000000" w:themeColor="text1"/>
-          <w:szCs w:val="24"/>
-          <w:lang w:val="az-Latn-AZ"/>
-        </w:rPr>
-        <w:t>)</w:t>
+        <w:t xml:space="preserve">№ </w:t>
       </w:r>
     </w:p>
     <w:p>
@@ -315,107 +268,7 @@
           <w:szCs w:val="24"/>
           <w:lang w:val="az-Latn-AZ"/>
         </w:rPr>
-        <w:t>___</w:t>
-      </w:r>
-      <w:r>
-        <w:rPr>
-          <w:rFonts w:ascii="Arial" w:hAnsi="Arial" w:cs="Arial"/>
-          <w:b/>
-          <w:i w:val="0"/>
-          <w:szCs w:val="24"/>
-          <w:lang w:val="az-Latn-AZ"/>
-        </w:rPr>
-        <w:t>/</w:t>
-      </w:r>
-      <w:r>
-        <w:rPr>
-          <w:rFonts w:ascii="Arial" w:hAnsi="Arial" w:cs="Arial"/>
-          <w:b/>
-          <w:i w:val="0"/>
-          <w:szCs w:val="24"/>
-          <w:lang w:val="az-Latn-AZ"/>
-        </w:rPr>
-        <w:t>___</w:t>
-      </w:r>
-      <w:r>
-        <w:rPr>
-          <w:rFonts w:ascii="Arial" w:hAnsi="Arial" w:cs="Arial"/>
-          <w:b/>
-          <w:i w:val="0"/>
-          <w:szCs w:val="24"/>
-          <w:lang w:val="az-Latn-AZ"/>
-        </w:rPr>
-        <w:t>_____</w:t>
-      </w:r>
-      <w:r>
-        <w:rPr>
-          <w:rFonts w:ascii="Arial" w:hAnsi="Arial" w:cs="Arial"/>
-          <w:b/>
-          <w:i w:val="0"/>
-          <w:szCs w:val="24"/>
-          <w:lang w:val="az-Latn-AZ"/>
-        </w:rPr>
-        <w:t>_</w:t>
-      </w:r>
-      <w:r>
-        <w:rPr>
-          <w:rFonts w:ascii="Arial" w:hAnsi="Arial" w:cs="Arial"/>
-          <w:b/>
-          <w:i w:val="0"/>
-          <w:szCs w:val="24"/>
-          <w:lang w:val="az-Latn-AZ"/>
-        </w:rPr>
-        <w:t>/</w:t>
-      </w:r>
-      <w:r>
-        <w:rPr>
-          <w:rFonts w:ascii="Arial" w:hAnsi="Arial" w:cs="Arial"/>
-          <w:b/>
-          <w:i w:val="0"/>
-          <w:szCs w:val="24"/>
-          <w:lang w:val="az-Latn-AZ"/>
-        </w:rPr>
-        <w:t>202</w:t>
-      </w:r>
-      <w:r>
-        <w:rPr>
-          <w:rFonts w:ascii="Arial" w:hAnsi="Arial" w:cs="Arial"/>
-          <w:b/>
-          <w:i w:val="0"/>
-          <w:szCs w:val="24"/>
-          <w:lang w:val="az-Latn-AZ"/>
-        </w:rPr>
-        <w:t>5</w:t>
-      </w:r>
-      <w:r>
-        <w:rPr>
-          <w:rFonts w:ascii="Arial" w:hAnsi="Arial" w:cs="Arial"/>
-          <w:b/>
-          <w:i w:val="0"/>
-          <w:szCs w:val="24"/>
-          <w:lang w:val="az-Latn-AZ"/>
-        </w:rPr>
-        <w:t>-c</w:t>
-      </w:r>
-      <w:r>
-        <w:rPr>
-          <w:rFonts w:ascii="Arial" w:hAnsi="Arial" w:cs="Arial"/>
-          <w:b/>
-          <w:i w:val="0"/>
-          <w:szCs w:val="24"/>
-          <w:lang w:val="az-Latn-AZ"/>
-        </w:rPr>
-        <w:t>i</w:t>
-      </w:r>
-      <w:r>
-        <w:rPr>
-          <w:rFonts w:ascii="Arial" w:hAnsi="Arial" w:cs="Arial"/>
-          <w:b/>
-          <w:i w:val="0"/>
-          <w:szCs w:val="24"/>
-          <w:lang w:val="az-Latn-AZ"/>
-        </w:rPr>
-        <w:t xml:space="preserve"> il</w:t>
+        <w:t>Tarix:</w:t>
       </w:r>
     </w:p>
     <w:p>
@@ -709,7 +562,7 @@
           <w:szCs w:val="24"/>
           <w:lang w:val="az-Latn-AZ"/>
         </w:rPr>
-        <w:t>_____________________________________________________</w:t>
+        <w:t>___</w:t>
       </w:r>
       <w:r>
         <w:rPr>
@@ -2519,7 +2372,6 @@
           <w:szCs w:val="24"/>
           <w:lang w:val="az-Latn-AZ"/>
         </w:rPr>
-        <w:lastRenderedPageBreak/>
         <w:t>4.3. Müqaviləyə xitam verilməsi Tərəfləri Müqavilə üzrə icra edilməmiş və ya lazımınca icra edilməmiş öhdəliklərinin icrasından azad etmir.</w:t>
       </w:r>
     </w:p>
@@ -2541,6 +2393,7 @@
           <w:szCs w:val="24"/>
           <w:lang w:val="az-Latn-AZ"/>
         </w:rPr>
+        <w:lastRenderedPageBreak/>
         <w:t>4.4. Bu Müqaviləyə yalnız Tərəflərin qarşılıqlı razılığı ilə əlavə və dəyişikliklər edilə bilər. Tərəflərin imzaları ilə təsdiqləndikdən sonra əlavə və dəyişikliklər qüvvəyə minir və bu Müqavilənin ayrılmaz tərkib hissəsi hesab edilir.</w:t>
       </w:r>
     </w:p>
@@ -2846,7 +2699,7 @@
         </w:trPr>
         <w:tc>
           <w:tcPr>
-            <w:tcW w:w="4263" w:type="dxa"/>
+            <w:tcW w:w="4750" w:type="dxa"/>
             <w:shd w:val="clear" w:color="auto" w:fill="FFFFFF"/>
             <w:tcMar>
               <w:top w:w="0" w:type="dxa"/>
@@ -3172,6 +3025,14 @@
         <w:tblStyle w:val="TableGrid"/>
         <w:tblpPr w:leftFromText="180" w:rightFromText="180" w:vertAnchor="text" w:horzAnchor="margin" w:tblpXSpec="right" w:tblpY="-11"/>
         <w:tblW w:w="0" w:type="auto"/>
+        <w:tblBorders>
+          <w:top w:val="none" w:sz="0" w:space="0" w:color="auto"/>
+          <w:left w:val="none" w:sz="0" w:space="0" w:color="auto"/>
+          <w:bottom w:val="none" w:sz="0" w:space="0" w:color="auto"/>
+          <w:right w:val="none" w:sz="0" w:space="0" w:color="auto"/>
+          <w:insideH w:val="none" w:sz="0" w:space="0" w:color="auto"/>
+          <w:insideV w:val="none" w:sz="0" w:space="0" w:color="auto"/>
+        </w:tblBorders>
         <w:tblLayout w:type="fixed"/>
         <w:tblLook w:val="04A0" w:firstRow="1" w:lastRow="0" w:firstColumn="1" w:lastColumn="0" w:noHBand="0" w:noVBand="1"/>
       </w:tblPr>
@@ -3182,12 +3043,6 @@
         <w:tc>
           <w:tcPr>
             <w:tcW w:w="5954" w:type="dxa"/>
-            <w:tcBorders>
-              <w:top w:val="nil"/>
-              <w:left w:val="nil"/>
-              <w:bottom w:val="nil"/>
-              <w:right w:val="nil"/>
-            </w:tcBorders>
             <w:vAlign w:val="center"/>
           </w:tcPr>
           <w:p>
@@ -3218,12 +3073,6 @@
         <w:tc>
           <w:tcPr>
             <w:tcW w:w="5954" w:type="dxa"/>
-            <w:tcBorders>
-              <w:top w:val="nil"/>
-              <w:left w:val="nil"/>
-              <w:bottom w:val="single" w:sz="4" w:space="0" w:color="auto"/>
-              <w:right w:val="nil"/>
-            </w:tcBorders>
           </w:tcPr>
           <w:p>
             <w:pPr>
@@ -3242,19 +3091,12 @@
         <w:tc>
           <w:tcPr>
             <w:tcW w:w="5954" w:type="dxa"/>
-            <w:tcBorders>
-              <w:top w:val="single" w:sz="4" w:space="0" w:color="auto"/>
-              <w:left w:val="nil"/>
-              <w:bottom w:val="nil"/>
-              <w:right w:val="nil"/>
-            </w:tcBorders>
           </w:tcPr>
           <w:p>
             <w:pPr>
-              <w:jc w:val="center"/>
               <w:rPr>
                 <w:rFonts w:ascii="Arial" w:hAnsi="Arial" w:cs="Arial"/>
-                <w:sz w:val="24"/>
+                <w:sz w:val="22"/>
                 <w:szCs w:val="24"/>
                 <w:lang w:val="az-Latn-AZ"/>
               </w:rPr>
@@ -3266,7 +3108,16 @@
                 <w:szCs w:val="24"/>
                 <w:lang w:val="az-Latn-AZ"/>
               </w:rPr>
-              <w:t>adı, soyadı, atasının adı</w:t>
+              <w:t>S</w:t>
+            </w:r>
+            <w:r>
+              <w:rPr>
+                <w:rFonts w:ascii="Arial" w:hAnsi="Arial" w:cs="Arial"/>
+                <w:sz w:val="22"/>
+                <w:szCs w:val="24"/>
+                <w:lang w:val="az-Latn-AZ"/>
+              </w:rPr>
+              <w:t>oyadı, adı, atasının adı</w:t>
             </w:r>
           </w:p>
         </w:tc>
@@ -3275,16 +3126,9 @@
         <w:tc>
           <w:tcPr>
             <w:tcW w:w="5954" w:type="dxa"/>
-            <w:tcBorders>
-              <w:top w:val="nil"/>
-              <w:left w:val="nil"/>
-              <w:bottom w:val="single" w:sz="4" w:space="0" w:color="auto"/>
-              <w:right w:val="nil"/>
-            </w:tcBorders>
           </w:tcPr>
           <w:p>
             <w:pPr>
-              <w:jc w:val="both"/>
               <w:rPr>
                 <w:rFonts w:ascii="Arial" w:hAnsi="Arial" w:cs="Arial"/>
                 <w:sz w:val="24"/>
@@ -3299,15 +3143,9 @@
         <w:tc>
           <w:tcPr>
             <w:tcW w:w="5954" w:type="dxa"/>
-            <w:tcBorders>
-              <w:left w:val="nil"/>
-              <w:bottom w:val="nil"/>
-              <w:right w:val="nil"/>
-            </w:tcBorders>
           </w:tcPr>
           <w:p>
             <w:pPr>
-              <w:jc w:val="center"/>
               <w:rPr>
                 <w:rFonts w:ascii="Arial" w:hAnsi="Arial" w:cs="Arial"/>
                 <w:sz w:val="22"/>
@@ -3322,7 +3160,16 @@
                 <w:szCs w:val="24"/>
                 <w:lang w:val="az-Latn-AZ"/>
               </w:rPr>
-              <w:t>şəxsiyyət vəsiqəsinin FİN kodu</w:t>
+              <w:t>Ş</w:t>
+            </w:r>
+            <w:r>
+              <w:rPr>
+                <w:rFonts w:ascii="Arial" w:hAnsi="Arial" w:cs="Arial"/>
+                <w:sz w:val="22"/>
+                <w:szCs w:val="24"/>
+                <w:lang w:val="az-Latn-AZ"/>
+              </w:rPr>
+              <w:t>əxsiyyət vəsiqəsinin FİN kodu</w:t>
             </w:r>
           </w:p>
         </w:tc>
@@ -3331,12 +3178,6 @@
         <w:tc>
           <w:tcPr>
             <w:tcW w:w="5954" w:type="dxa"/>
-            <w:tcBorders>
-              <w:top w:val="nil"/>
-              <w:left w:val="nil"/>
-              <w:bottom w:val="single" w:sz="4" w:space="0" w:color="auto"/>
-              <w:right w:val="nil"/>
-            </w:tcBorders>
           </w:tcPr>
           <w:p>
             <w:pPr>
@@ -3354,15 +3195,9 @@
         <w:tc>
           <w:tcPr>
             <w:tcW w:w="5954" w:type="dxa"/>
-            <w:tcBorders>
-              <w:left w:val="nil"/>
-              <w:bottom w:val="nil"/>
-              <w:right w:val="nil"/>
-            </w:tcBorders>
           </w:tcPr>
           <w:p>
             <w:pPr>
-              <w:jc w:val="center"/>
               <w:rPr>
                 <w:rFonts w:ascii="Arial" w:hAnsi="Arial" w:cs="Arial"/>
                 <w:sz w:val="22"/>
@@ -3386,12 +3221,6 @@
         <w:tc>
           <w:tcPr>
             <w:tcW w:w="5954" w:type="dxa"/>
-            <w:tcBorders>
-              <w:top w:val="nil"/>
-              <w:left w:val="nil"/>
-              <w:bottom w:val="single" w:sz="4" w:space="0" w:color="auto"/>
-              <w:right w:val="nil"/>
-            </w:tcBorders>
           </w:tcPr>
           <w:p>
             <w:pPr>
@@ -3409,15 +3238,9 @@
         <w:tc>
           <w:tcPr>
             <w:tcW w:w="5954" w:type="dxa"/>
-            <w:tcBorders>
-              <w:left w:val="nil"/>
-              <w:bottom w:val="nil"/>
-              <w:right w:val="nil"/>
-            </w:tcBorders>
           </w:tcPr>
           <w:p>
             <w:pPr>
-              <w:jc w:val="center"/>
               <w:rPr>
                 <w:rFonts w:ascii="Arial" w:hAnsi="Arial" w:cs="Arial"/>
                 <w:sz w:val="22"/>
@@ -3437,7 +3260,6 @@
           </w:p>
           <w:p>
             <w:pPr>
-              <w:jc w:val="center"/>
               <w:rPr>
                 <w:rFonts w:ascii="Arial" w:hAnsi="Arial" w:cs="Arial"/>
                 <w:sz w:val="22"/>
@@ -3452,118 +3274,28 @@
         <w:tc>
           <w:tcPr>
             <w:tcW w:w="5954" w:type="dxa"/>
-            <w:tcBorders>
-              <w:top w:val="nil"/>
-              <w:left w:val="nil"/>
-              <w:bottom w:val="nil"/>
-              <w:right w:val="nil"/>
-            </w:tcBorders>
           </w:tcPr>
           <w:p>
             <w:pPr>
-              <w:jc w:val="center"/>
               <w:rPr>
                 <w:rFonts w:ascii="Arial" w:hAnsi="Arial" w:cs="Arial"/>
-                <w:b/>
-                <w:bCs/>
                 <w:sz w:val="22"/>
                 <w:szCs w:val="24"/>
-                <w:lang w:val="en-US"/>
+                <w:lang w:val="az-Latn-AZ"/>
               </w:rPr>
             </w:pPr>
             <w:r>
               <w:rPr>
                 <w:rFonts w:ascii="Arial" w:hAnsi="Arial" w:cs="Arial"/>
-                <w:b/>
-                <w:bCs/>
                 <w:sz w:val="22"/>
                 <w:szCs w:val="24"/>
                 <w:lang w:val="az-Latn-AZ"/>
               </w:rPr>
-              <w:t>Bank rekvizitləri</w:t>
-            </w:r>
-            <w:r>
-              <w:rPr>
-                <w:rFonts w:ascii="Arial" w:hAnsi="Arial" w:cs="Arial"/>
-                <w:b/>
-                <w:bCs/>
-                <w:sz w:val="22"/>
-                <w:szCs w:val="24"/>
-                <w:lang w:val="en-US"/>
-              </w:rPr>
-              <w:t xml:space="preserve">: </w:t>
+              <w:t>Bankın Adı</w:t>
             </w:r>
           </w:p>
           <w:p>
             <w:pPr>
-              <w:pBdr>
-                <w:bottom w:val="single" w:sz="4" w:space="1" w:color="auto"/>
-              </w:pBdr>
-              <w:jc w:val="center"/>
-              <w:rPr>
-                <w:rFonts w:ascii="Arial" w:hAnsi="Arial" w:cs="Arial"/>
-                <w:sz w:val="22"/>
-                <w:szCs w:val="24"/>
-                <w:lang w:val="en-US"/>
-              </w:rPr>
-            </w:pPr>
-          </w:p>
-          <w:p>
-            <w:pPr>
-              <w:jc w:val="center"/>
-              <w:rPr>
-                <w:rFonts w:ascii="Arial" w:hAnsi="Arial" w:cs="Arial"/>
-                <w:sz w:val="22"/>
-                <w:szCs w:val="24"/>
-                <w:lang w:val="az-Latn-AZ"/>
-              </w:rPr>
-            </w:pPr>
-            <w:proofErr w:type="spellStart"/>
-            <w:r>
-              <w:rPr>
-                <w:rFonts w:ascii="Arial" w:hAnsi="Arial" w:cs="Arial"/>
-                <w:sz w:val="22"/>
-                <w:szCs w:val="24"/>
-                <w:lang w:val="en-US"/>
-              </w:rPr>
-              <w:t>Bankın</w:t>
-            </w:r>
-            <w:proofErr w:type="spellEnd"/>
-            <w:r>
-              <w:rPr>
-                <w:rFonts w:ascii="Arial" w:hAnsi="Arial" w:cs="Arial"/>
-                <w:sz w:val="22"/>
-                <w:szCs w:val="24"/>
-                <w:lang w:val="en-US"/>
-              </w:rPr>
-              <w:t xml:space="preserve"> ad</w:t>
-            </w:r>
-            <w:r>
-              <w:rPr>
-                <w:rFonts w:ascii="Arial" w:hAnsi="Arial" w:cs="Arial"/>
-                <w:sz w:val="22"/>
-                <w:szCs w:val="24"/>
-                <w:lang w:val="az-Latn-AZ"/>
-              </w:rPr>
-              <w:t>ı</w:t>
-            </w:r>
-          </w:p>
-        </w:tc>
-      </w:tr>
-      <w:tr>
-        <w:tc>
-          <w:tcPr>
-            <w:tcW w:w="5954" w:type="dxa"/>
-            <w:tcBorders>
-              <w:top w:val="nil"/>
-              <w:left w:val="nil"/>
-              <w:bottom w:val="single" w:sz="4" w:space="0" w:color="auto"/>
-              <w:right w:val="nil"/>
-            </w:tcBorders>
-          </w:tcPr>
-          <w:p>
-            <w:pPr>
-              <w:jc w:val="center"/>
               <w:rPr>
                 <w:rFonts w:ascii="Arial" w:hAnsi="Arial" w:cs="Arial"/>
                 <w:sz w:val="22"/>
@@ -3578,15 +3310,9 @@
         <w:tc>
           <w:tcPr>
             <w:tcW w:w="5954" w:type="dxa"/>
-            <w:tcBorders>
-              <w:left w:val="nil"/>
-              <w:bottom w:val="nil"/>
-              <w:right w:val="nil"/>
-            </w:tcBorders>
           </w:tcPr>
           <w:p>
             <w:pPr>
-              <w:jc w:val="center"/>
               <w:rPr>
                 <w:rFonts w:ascii="Arial" w:hAnsi="Arial" w:cs="Arial"/>
                 <w:sz w:val="22"/>
@@ -3610,16 +3336,9 @@
         <w:tc>
           <w:tcPr>
             <w:tcW w:w="5954" w:type="dxa"/>
-            <w:tcBorders>
-              <w:top w:val="nil"/>
-              <w:left w:val="nil"/>
-              <w:bottom w:val="single" w:sz="4" w:space="0" w:color="auto"/>
-              <w:right w:val="nil"/>
-            </w:tcBorders>
           </w:tcPr>
           <w:p>
             <w:pPr>
-              <w:jc w:val="center"/>
               <w:rPr>
                 <w:rFonts w:ascii="Arial" w:hAnsi="Arial" w:cs="Arial"/>
                 <w:sz w:val="22"/>
@@ -3634,15 +3353,9 @@
         <w:tc>
           <w:tcPr>
             <w:tcW w:w="5954" w:type="dxa"/>
-            <w:tcBorders>
-              <w:left w:val="nil"/>
-              <w:bottom w:val="single" w:sz="4" w:space="0" w:color="auto"/>
-              <w:right w:val="nil"/>
-            </w:tcBorders>
           </w:tcPr>
           <w:p>
             <w:pPr>
-              <w:jc w:val="center"/>
               <w:rPr>
                 <w:rFonts w:ascii="Arial" w:hAnsi="Arial" w:cs="Arial"/>
                 <w:sz w:val="22"/>
@@ -3663,7 +3376,6 @@
           <w:p>
             <w:pPr>
               <w:ind w:left="-537" w:right="-536"/>
-              <w:jc w:val="center"/>
               <w:rPr>
                 <w:rFonts w:ascii="Arial" w:hAnsi="Arial" w:cs="Arial"/>
                 <w:sz w:val="22"/>
@@ -3678,15 +3390,9 @@
         <w:tc>
           <w:tcPr>
             <w:tcW w:w="5954" w:type="dxa"/>
-            <w:tcBorders>
-              <w:left w:val="nil"/>
-              <w:bottom w:val="nil"/>
-              <w:right w:val="nil"/>
-            </w:tcBorders>
           </w:tcPr>
           <w:p>
             <w:pPr>
-              <w:jc w:val="center"/>
               <w:rPr>
                 <w:rFonts w:ascii="Arial" w:hAnsi="Arial" w:cs="Arial"/>
                 <w:sz w:val="22"/>
@@ -3710,12 +3416,6 @@
         <w:tc>
           <w:tcPr>
             <w:tcW w:w="5954" w:type="dxa"/>
-            <w:tcBorders>
-              <w:top w:val="nil"/>
-              <w:left w:val="nil"/>
-              <w:bottom w:val="single" w:sz="4" w:space="0" w:color="auto"/>
-              <w:right w:val="nil"/>
-            </w:tcBorders>
           </w:tcPr>
           <w:p>
             <w:pPr>
@@ -3730,7 +3430,7 @@
           </w:p>
           <w:p>
             <w:pPr>
-              <w:jc w:val="both"/>
+              <w:jc w:val="center"/>
               <w:rPr>
                 <w:rFonts w:ascii="Arial" w:hAnsi="Arial" w:cs="Arial"/>
                 <w:sz w:val="22"/>
@@ -3738,6 +3438,15 @@
                 <w:lang w:val="az-Latn-AZ"/>
               </w:rPr>
             </w:pPr>
+            <w:r>
+              <w:rPr>
+                <w:rFonts w:ascii="Arial" w:hAnsi="Arial" w:cs="Arial"/>
+                <w:sz w:val="22"/>
+                <w:szCs w:val="24"/>
+                <w:lang w:val="az-Latn-AZ"/>
+              </w:rPr>
+              <w:t>__________________</w:t>
+            </w:r>
           </w:p>
         </w:tc>
       </w:tr>
@@ -3745,11 +3454,6 @@
         <w:tc>
           <w:tcPr>
             <w:tcW w:w="5954" w:type="dxa"/>
-            <w:tcBorders>
-              <w:left w:val="nil"/>
-              <w:bottom w:val="nil"/>
-              <w:right w:val="nil"/>
-            </w:tcBorders>
             <w:vAlign w:val="bottom"/>
           </w:tcPr>
           <w:p>
@@ -3785,6 +3489,8 @@
           <w:lang w:val="az-Latn-AZ"/>
         </w:rPr>
       </w:pPr>
+      <w:bookmarkStart w:id="0" w:name="_GoBack"/>
+      <w:bookmarkEnd w:id="0"/>
     </w:p>
     <w:p>
       <w:pPr>

--- a/wwwroot/Templates/Məsul katib-müqavilə.docx
+++ b/wwwroot/Templates/Məsul katib-müqavilə.docx
@@ -1,6 +1,6 @@
 
 <file path=word/document.xml><?xml version="1.0" encoding="utf-8"?>
-<w:document xmlns:wpc="http://schemas.microsoft.com/office/word/2010/wordprocessingCanvas" xmlns:mc="http://schemas.openxmlformats.org/markup-compatibility/2006" xmlns:o="urn:schemas-microsoft-com:office:office" xmlns:r="http://schemas.openxmlformats.org/officeDocument/2006/relationships" xmlns:m="http://schemas.openxmlformats.org/officeDocument/2006/math" xmlns:v="urn:schemas-microsoft-com:vml" xmlns:wp14="http://schemas.microsoft.com/office/word/2010/wordprocessingDrawing" xmlns:wp="http://schemas.openxmlformats.org/drawingml/2006/wordprocessingDrawing" xmlns:w10="urn:schemas-microsoft-com:office:word" xmlns:w="http://schemas.openxmlformats.org/wordprocessingml/2006/main" xmlns:w14="http://schemas.microsoft.com/office/word/2010/wordml" xmlns:w15="http://schemas.microsoft.com/office/word/2012/wordml" xmlns:wpg="http://schemas.microsoft.com/office/word/2010/wordprocessingGroup" xmlns:wpi="http://schemas.microsoft.com/office/word/2010/wordprocessingInk" xmlns:wne="http://schemas.microsoft.com/office/word/2006/wordml" xmlns:wps="http://schemas.microsoft.com/office/word/2010/wordprocessingShape" mc:Ignorable="w14 w15 wp14">
+<w:document xmlns:wpc="http://schemas.microsoft.com/office/word/2010/wordprocessingCanvas" xmlns:cx="http://schemas.microsoft.com/office/drawing/2014/chartex" xmlns:mc="http://schemas.openxmlformats.org/markup-compatibility/2006" xmlns:o="urn:schemas-microsoft-com:office:office" xmlns:r="http://schemas.openxmlformats.org/officeDocument/2006/relationships" xmlns:m="http://schemas.openxmlformats.org/officeDocument/2006/math" xmlns:v="urn:schemas-microsoft-com:vml" xmlns:wp14="http://schemas.microsoft.com/office/word/2010/wordprocessingDrawing" xmlns:wp="http://schemas.openxmlformats.org/drawingml/2006/wordprocessingDrawing" xmlns:w10="urn:schemas-microsoft-com:office:word" xmlns:w="http://schemas.openxmlformats.org/wordprocessingml/2006/main" xmlns:w14="http://schemas.microsoft.com/office/word/2010/wordml" xmlns:w15="http://schemas.microsoft.com/office/word/2012/wordml" xmlns:w16se="http://schemas.microsoft.com/office/word/2015/wordml/symex" xmlns:wpg="http://schemas.microsoft.com/office/word/2010/wordprocessingGroup" xmlns:wpi="http://schemas.microsoft.com/office/word/2010/wordprocessingInk" xmlns:wne="http://schemas.microsoft.com/office/word/2006/wordml" xmlns:wps="http://schemas.microsoft.com/office/word/2010/wordprocessingShape" mc:Ignorable="w14 w15 w16se wp14">
   <w:body>
     <w:p>
       <w:pPr>
@@ -2043,15 +2043,10 @@
     </w:p>
     <w:p>
       <w:pPr>
-        <w:pStyle w:val="ListParagraph"/>
-        <w:numPr>
-          <w:ilvl w:val="0"/>
-          <w:numId w:val="11"/>
-        </w:numPr>
         <w:tabs>
           <w:tab w:val="left" w:pos="426"/>
         </w:tabs>
-        <w:spacing w:line="240" w:lineRule="auto"/>
+        <w:ind w:left="360"/>
         <w:jc w:val="center"/>
         <w:rPr>
           <w:rFonts w:ascii="Arial" w:hAnsi="Arial" w:cs="Arial"/>
@@ -2061,6 +2056,18 @@
           <w:lang w:val="az-Latn-AZ"/>
         </w:rPr>
       </w:pPr>
+      <w:r>
+        <w:rPr>
+          <w:rFonts w:ascii="Arial" w:hAnsi="Arial" w:cs="Arial"/>
+          <w:b/>
+          <w:sz w:val="24"/>
+          <w:szCs w:val="24"/>
+          <w:lang w:val="az-Latn-AZ"/>
+        </w:rPr>
+        <w:t xml:space="preserve">3. </w:t>
+      </w:r>
+      <w:bookmarkStart w:id="0" w:name="_GoBack"/>
+      <w:bookmarkEnd w:id="0"/>
       <w:r>
         <w:rPr>
           <w:rFonts w:ascii="Arial" w:hAnsi="Arial" w:cs="Arial"/>
@@ -3489,8 +3496,6 @@
           <w:lang w:val="az-Latn-AZ"/>
         </w:rPr>
       </w:pPr>
-      <w:bookmarkStart w:id="0" w:name="_GoBack"/>
-      <w:bookmarkEnd w:id="0"/>
     </w:p>
     <w:p>
       <w:pPr>
@@ -3513,8 +3518,8 @@
 </file>
 
 <file path=word/numbering.xml><?xml version="1.0" encoding="utf-8"?>
-<w:numbering xmlns:wpc="http://schemas.microsoft.com/office/word/2010/wordprocessingCanvas" xmlns:mc="http://schemas.openxmlformats.org/markup-compatibility/2006" xmlns:o="urn:schemas-microsoft-com:office:office" xmlns:r="http://schemas.openxmlformats.org/officeDocument/2006/relationships" xmlns:m="http://schemas.openxmlformats.org/officeDocument/2006/math" xmlns:v="urn:schemas-microsoft-com:vml" xmlns:wp14="http://schemas.microsoft.com/office/word/2010/wordprocessingDrawing" xmlns:wp="http://schemas.openxmlformats.org/drawingml/2006/wordprocessingDrawing" xmlns:w10="urn:schemas-microsoft-com:office:word" xmlns:w="http://schemas.openxmlformats.org/wordprocessingml/2006/main" xmlns:w14="http://schemas.microsoft.com/office/word/2010/wordml" xmlns:w15="http://schemas.microsoft.com/office/word/2012/wordml" xmlns:wpg="http://schemas.microsoft.com/office/word/2010/wordprocessingGroup" xmlns:wpi="http://schemas.microsoft.com/office/word/2010/wordprocessingInk" xmlns:wne="http://schemas.microsoft.com/office/word/2006/wordml" xmlns:wps="http://schemas.microsoft.com/office/word/2010/wordprocessingShape" mc:Ignorable="w14 w15 wp14">
-  <w:abstractNum w:abstractNumId="0">
+<w:numbering xmlns:wpc="http://schemas.microsoft.com/office/word/2010/wordprocessingCanvas" xmlns:cx="http://schemas.microsoft.com/office/drawing/2014/chartex" xmlns:mc="http://schemas.openxmlformats.org/markup-compatibility/2006" xmlns:o="urn:schemas-microsoft-com:office:office" xmlns:r="http://schemas.openxmlformats.org/officeDocument/2006/relationships" xmlns:m="http://schemas.openxmlformats.org/officeDocument/2006/math" xmlns:v="urn:schemas-microsoft-com:vml" xmlns:wp14="http://schemas.microsoft.com/office/word/2010/wordprocessingDrawing" xmlns:wp="http://schemas.openxmlformats.org/drawingml/2006/wordprocessingDrawing" xmlns:w10="urn:schemas-microsoft-com:office:word" xmlns:w="http://schemas.openxmlformats.org/wordprocessingml/2006/main" xmlns:w14="http://schemas.microsoft.com/office/word/2010/wordml" xmlns:w15="http://schemas.microsoft.com/office/word/2012/wordml" xmlns:w16se="http://schemas.microsoft.com/office/word/2015/wordml/symex" xmlns:wpg="http://schemas.microsoft.com/office/word/2010/wordprocessingGroup" xmlns:wpi="http://schemas.microsoft.com/office/word/2010/wordprocessingInk" xmlns:wne="http://schemas.microsoft.com/office/word/2006/wordml" xmlns:wps="http://schemas.microsoft.com/office/word/2010/wordprocessingShape" mc:Ignorable="w14 w15 w16se wp14">
+  <w:abstractNum w:abstractNumId="0" w15:restartNumberingAfterBreak="0">
     <w:nsid w:val="05B062C6"/>
     <w:multiLevelType w:val="multilevel"/>
     <w:tmpl w:val="53FEC900"/>
@@ -3627,7 +3632,7 @@
       </w:rPr>
     </w:lvl>
   </w:abstractNum>
-  <w:abstractNum w:abstractNumId="1">
+  <w:abstractNum w:abstractNumId="1" w15:restartNumberingAfterBreak="0">
     <w:nsid w:val="0A5C17B4"/>
     <w:multiLevelType w:val="multilevel"/>
     <w:tmpl w:val="DE724754"/>
@@ -3748,7 +3753,7 @@
       </w:rPr>
     </w:lvl>
   </w:abstractNum>
-  <w:abstractNum w:abstractNumId="2">
+  <w:abstractNum w:abstractNumId="2" w15:restartNumberingAfterBreak="0">
     <w:nsid w:val="16F31115"/>
     <w:multiLevelType w:val="hybridMultilevel"/>
     <w:tmpl w:val="53D6AD16"/>
@@ -3862,7 +3867,7 @@
       </w:rPr>
     </w:lvl>
   </w:abstractNum>
-  <w:abstractNum w:abstractNumId="3">
+  <w:abstractNum w:abstractNumId="3" w15:restartNumberingAfterBreak="0">
     <w:nsid w:val="19615784"/>
     <w:multiLevelType w:val="multilevel"/>
     <w:tmpl w:val="3B3E4138"/>
@@ -3975,7 +3980,7 @@
       </w:rPr>
     </w:lvl>
   </w:abstractNum>
-  <w:abstractNum w:abstractNumId="4">
+  <w:abstractNum w:abstractNumId="4" w15:restartNumberingAfterBreak="0">
     <w:nsid w:val="27D13E4A"/>
     <w:multiLevelType w:val="hybridMultilevel"/>
     <w:tmpl w:val="D3C49050"/>
@@ -4064,7 +4069,7 @@
       </w:pPr>
     </w:lvl>
   </w:abstractNum>
-  <w:abstractNum w:abstractNumId="5">
+  <w:abstractNum w:abstractNumId="5" w15:restartNumberingAfterBreak="0">
     <w:nsid w:val="381C45AE"/>
     <w:multiLevelType w:val="hybridMultilevel"/>
     <w:tmpl w:val="2E527DB6"/>
@@ -4177,7 +4182,7 @@
       </w:rPr>
     </w:lvl>
   </w:abstractNum>
-  <w:abstractNum w:abstractNumId="6">
+  <w:abstractNum w:abstractNumId="6" w15:restartNumberingAfterBreak="0">
     <w:nsid w:val="51514890"/>
     <w:multiLevelType w:val="hybridMultilevel"/>
     <w:tmpl w:val="D84C7E50"/>
@@ -4294,7 +4299,7 @@
       </w:pPr>
     </w:lvl>
   </w:abstractNum>
-  <w:abstractNum w:abstractNumId="7">
+  <w:abstractNum w:abstractNumId="7" w15:restartNumberingAfterBreak="0">
     <w:nsid w:val="52AA12AA"/>
     <w:multiLevelType w:val="singleLevel"/>
     <w:tmpl w:val="83A25A22"/>
@@ -4309,7 +4314,7 @@
       </w:pPr>
     </w:lvl>
   </w:abstractNum>
-  <w:abstractNum w:abstractNumId="8">
+  <w:abstractNum w:abstractNumId="8" w15:restartNumberingAfterBreak="0">
     <w:nsid w:val="558C2C34"/>
     <w:multiLevelType w:val="multilevel"/>
     <w:tmpl w:val="295E40A8"/>
@@ -4422,7 +4427,7 @@
       </w:rPr>
     </w:lvl>
   </w:abstractNum>
-  <w:abstractNum w:abstractNumId="9">
+  <w:abstractNum w:abstractNumId="9" w15:restartNumberingAfterBreak="0">
     <w:nsid w:val="56BF15A8"/>
     <w:multiLevelType w:val="multilevel"/>
     <w:tmpl w:val="B9C4048E"/>
@@ -4535,7 +4540,7 @@
       </w:rPr>
     </w:lvl>
   </w:abstractNum>
-  <w:abstractNum w:abstractNumId="10">
+  <w:abstractNum w:abstractNumId="10" w15:restartNumberingAfterBreak="0">
     <w:nsid w:val="67186052"/>
     <w:multiLevelType w:val="hybridMultilevel"/>
     <w:tmpl w:val="D1AC43BC"/>
@@ -4653,7 +4658,7 @@
       </w:pPr>
     </w:lvl>
   </w:abstractNum>
-  <w:abstractNum w:abstractNumId="11">
+  <w:abstractNum w:abstractNumId="11" w15:restartNumberingAfterBreak="0">
     <w:nsid w:val="7084424C"/>
     <w:multiLevelType w:val="hybridMultilevel"/>
     <w:tmpl w:val="1DB06EEA"/>
@@ -4766,7 +4771,7 @@
       </w:rPr>
     </w:lvl>
   </w:abstractNum>
-  <w:abstractNum w:abstractNumId="12">
+  <w:abstractNum w:abstractNumId="12" w15:restartNumberingAfterBreak="0">
     <w:nsid w:val="75884499"/>
     <w:multiLevelType w:val="hybridMultilevel"/>
     <w:tmpl w:val="722A368A"/>
@@ -4913,7 +4918,7 @@
 </file>
 
 <file path=word/styles.xml><?xml version="1.0" encoding="utf-8"?>
-<w:styles xmlns:mc="http://schemas.openxmlformats.org/markup-compatibility/2006" xmlns:r="http://schemas.openxmlformats.org/officeDocument/2006/relationships" xmlns:w="http://schemas.openxmlformats.org/wordprocessingml/2006/main" xmlns:w14="http://schemas.microsoft.com/office/word/2010/wordml" xmlns:w15="http://schemas.microsoft.com/office/word/2012/wordml" mc:Ignorable="w14 w15">
+<w:styles xmlns:mc="http://schemas.openxmlformats.org/markup-compatibility/2006" xmlns:r="http://schemas.openxmlformats.org/officeDocument/2006/relationships" xmlns:w="http://schemas.openxmlformats.org/wordprocessingml/2006/main" xmlns:w14="http://schemas.microsoft.com/office/word/2010/wordml" xmlns:w15="http://schemas.microsoft.com/office/word/2012/wordml" xmlns:w16se="http://schemas.microsoft.com/office/word/2015/wordml/symex" mc:Ignorable="w14 w15 w16se">
   <w:docDefaults>
     <w:rPrDefault>
       <w:rPr>
@@ -5435,7 +5440,6 @@
     <w:basedOn w:val="TableNormal"/>
     <w:rsid w:val="003775AD"/>
     <w:tblPr>
-      <w:tblInd w:w="0" w:type="dxa"/>
       <w:tblBorders>
         <w:top w:val="single" w:sz="4" w:space="0" w:color="auto"/>
         <w:left w:val="single" w:sz="4" w:space="0" w:color="auto"/>
@@ -5444,12 +5448,6 @@
         <w:insideH w:val="single" w:sz="4" w:space="0" w:color="auto"/>
         <w:insideV w:val="single" w:sz="4" w:space="0" w:color="auto"/>
       </w:tblBorders>
-      <w:tblCellMar>
-        <w:top w:w="0" w:type="dxa"/>
-        <w:left w:w="108" w:type="dxa"/>
-        <w:bottom w:w="0" w:type="dxa"/>
-        <w:right w:w="108" w:type="dxa"/>
-      </w:tblCellMar>
     </w:tblPr>
   </w:style>
   <w:style w:type="paragraph" w:styleId="Revision">

--- a/wwwroot/Templates/Məsul katib-müqavilə.docx
+++ b/wwwroot/Templates/Məsul katib-müqavilə.docx
@@ -2066,8 +2066,6 @@
         </w:rPr>
         <w:t xml:space="preserve">3. </w:t>
       </w:r>
-      <w:bookmarkStart w:id="0" w:name="_GoBack"/>
-      <w:bookmarkEnd w:id="0"/>
       <w:r>
         <w:rPr>
           <w:rFonts w:ascii="Arial" w:hAnsi="Arial" w:cs="Arial"/>
@@ -2953,6 +2951,7 @@
                 <w:lang w:val="az-Latn-AZ"/>
               </w:rPr>
             </w:pPr>
+            <w:bookmarkStart w:id="0" w:name="_GoBack"/>
             <w:r>
               <w:rPr>
                 <w:rFonts w:ascii="Arial" w:eastAsia="Arial,Times New Roman" w:hAnsi="Arial" w:cs="Arial"/>
@@ -2960,7 +2959,17 @@
                 <w:szCs w:val="24"/>
                 <w:lang w:val="az-Latn-AZ"/>
               </w:rPr>
-              <w:t xml:space="preserve">S.A.: Vəfadar Misirov   </w:t>
+              <w:t>A.S</w:t>
+            </w:r>
+            <w:bookmarkEnd w:id="0"/>
+            <w:r>
+              <w:rPr>
+                <w:rFonts w:ascii="Arial" w:eastAsia="Arial,Times New Roman" w:hAnsi="Arial" w:cs="Arial"/>
+                <w:sz w:val="24"/>
+                <w:szCs w:val="24"/>
+                <w:lang w:val="az-Latn-AZ"/>
+              </w:rPr>
+              <w:t xml:space="preserve">.: Vəfadar Misirov   </w:t>
             </w:r>
           </w:p>
           <w:p>
